--- a/documents/Anmeldeformular_Inter_Mainz.docx
+++ b/documents/Anmeldeformular_Inter_Mainz.docx
@@ -24,12 +24,6 @@
         <w:gridCol w:w="7760"/>
       </w:tblGrid>
       <w:tr>
-        <w:tblPrEx>
-          <w:tblCellMar>
-            <w:top w:w="0" w:type="dxa"/>
-            <w:bottom w:w="0" w:type="dxa"/>
-          </w:tblCellMar>
-        </w:tblPrEx>
         <w:tc>
           <w:tcPr>
             <w:tcW w:w="1600" w:type="dxa"/>
@@ -225,12 +219,6 @@
         <w:gridCol w:w="2967"/>
       </w:tblGrid>
       <w:tr>
-        <w:tblPrEx>
-          <w:tblCellMar>
-            <w:top w:w="0" w:type="dxa"/>
-            <w:bottom w:w="0" w:type="dxa"/>
-          </w:tblCellMar>
-        </w:tblPrEx>
         <w:trPr>
           <w:gridAfter w:val="2"/>
           <w:wAfter w:w="4043" w:type="dxa"/>
@@ -356,12 +344,6 @@
         </w:tc>
       </w:tr>
       <w:tr>
-        <w:tblPrEx>
-          <w:tblCellMar>
-            <w:top w:w="0" w:type="dxa"/>
-            <w:bottom w:w="0" w:type="dxa"/>
-          </w:tblCellMar>
-        </w:tblPrEx>
         <w:tc>
           <w:tcPr>
             <w:tcW w:w="10333" w:type="dxa"/>
@@ -377,12 +359,6 @@
         </w:tc>
       </w:tr>
       <w:tr>
-        <w:tblPrEx>
-          <w:tblCellMar>
-            <w:top w:w="0" w:type="dxa"/>
-            <w:bottom w:w="0" w:type="dxa"/>
-          </w:tblCellMar>
-        </w:tblPrEx>
         <w:tc>
           <w:tcPr>
             <w:tcW w:w="1701" w:type="dxa"/>
@@ -527,12 +503,6 @@
         </w:tc>
       </w:tr>
       <w:tr>
-        <w:tblPrEx>
-          <w:tblCellMar>
-            <w:top w:w="0" w:type="dxa"/>
-            <w:bottom w:w="0" w:type="dxa"/>
-          </w:tblCellMar>
-        </w:tblPrEx>
         <w:tc>
           <w:tcPr>
             <w:tcW w:w="10333" w:type="dxa"/>
@@ -548,12 +518,6 @@
         </w:tc>
       </w:tr>
       <w:tr>
-        <w:tblPrEx>
-          <w:tblCellMar>
-            <w:top w:w="0" w:type="dxa"/>
-            <w:bottom w:w="0" w:type="dxa"/>
-          </w:tblCellMar>
-        </w:tblPrEx>
         <w:trPr>
           <w:gridAfter w:val="2"/>
           <w:wAfter w:w="4043" w:type="dxa"/>
@@ -655,12 +619,6 @@
         </w:tc>
       </w:tr>
       <w:tr>
-        <w:tblPrEx>
-          <w:tblCellMar>
-            <w:top w:w="0" w:type="dxa"/>
-            <w:bottom w:w="0" w:type="dxa"/>
-          </w:tblCellMar>
-        </w:tblPrEx>
         <w:tc>
           <w:tcPr>
             <w:tcW w:w="10333" w:type="dxa"/>
@@ -676,12 +634,6 @@
         </w:tc>
       </w:tr>
       <w:tr>
-        <w:tblPrEx>
-          <w:tblCellMar>
-            <w:top w:w="0" w:type="dxa"/>
-            <w:bottom w:w="0" w:type="dxa"/>
-          </w:tblCellMar>
-        </w:tblPrEx>
         <w:trPr>
           <w:gridAfter w:val="2"/>
           <w:wAfter w:w="4043" w:type="dxa"/>
@@ -770,12 +722,6 @@
         </w:tc>
       </w:tr>
       <w:tr>
-        <w:tblPrEx>
-          <w:tblCellMar>
-            <w:top w:w="0" w:type="dxa"/>
-            <w:bottom w:w="0" w:type="dxa"/>
-          </w:tblCellMar>
-        </w:tblPrEx>
         <w:tc>
           <w:tcPr>
             <w:tcW w:w="10333" w:type="dxa"/>
@@ -791,12 +737,6 @@
         </w:tc>
       </w:tr>
       <w:tr>
-        <w:tblPrEx>
-          <w:tblCellMar>
-            <w:top w:w="0" w:type="dxa"/>
-            <w:bottom w:w="0" w:type="dxa"/>
-          </w:tblCellMar>
-        </w:tblPrEx>
         <w:tc>
           <w:tcPr>
             <w:tcW w:w="1701" w:type="dxa"/>
@@ -1030,7 +970,34 @@
           <w:szCs w:val="18"/>
           <w:lang w:val="de-DE"/>
         </w:rPr>
-        <w:t xml:space="preserve">Für die Mitgliedschaft gilt die Vereinssatzung. Diese erkenne ich mit meiner Unterschrift an. Ich erkläre mich damit einverstanden, dass der F.C. </w:t>
+        <w:t xml:space="preserve">Für die Mitgliedschaft gilt die Vereinssatzung. Diese erkenne ich mit meiner Unterschrift an. </w:t>
+      </w:r>
+      <w:r>
+        <w:rPr>
+          <w:color w:val="4A5568"/>
+          <w:sz w:val="18"/>
+          <w:szCs w:val="18"/>
+          <w:lang w:val="de-DE"/>
+        </w:rPr>
+        <w:t>Über die Aufnahme entscheidet der Vorstand gemäß Vereinssatzung; die Mitgliedschaft wird erst durch die ausdrückliche Bestätigung des Vereins wirksam.</w:t>
+      </w:r>
+      <w:r>
+        <w:rPr>
+          <w:color w:val="4A5568"/>
+          <w:sz w:val="18"/>
+          <w:szCs w:val="18"/>
+          <w:lang w:val="de-DE"/>
+        </w:rPr>
+        <w:t xml:space="preserve"> </w:t>
+      </w:r>
+      <w:r>
+        <w:rPr>
+          <w:color w:val="4A5568"/>
+          <w:sz w:val="18"/>
+          <w:szCs w:val="18"/>
+          <w:lang w:val="de-DE"/>
+        </w:rPr>
+        <w:t xml:space="preserve">Ich erkläre mich damit einverstanden, dass der F.C. </w:t>
       </w:r>
       <w:proofErr w:type="spellStart"/>
       <w:r>
@@ -1075,12 +1042,6 @@
         <w:gridCol w:w="4680"/>
       </w:tblGrid>
       <w:tr>
-        <w:tblPrEx>
-          <w:tblCellMar>
-            <w:top w:w="0" w:type="dxa"/>
-            <w:bottom w:w="0" w:type="dxa"/>
-          </w:tblCellMar>
-        </w:tblPrEx>
         <w:tc>
           <w:tcPr>
             <w:tcW w:w="4680" w:type="dxa"/>
@@ -1149,12 +1110,6 @@
         </w:tc>
       </w:tr>
       <w:tr>
-        <w:tblPrEx>
-          <w:tblCellMar>
-            <w:top w:w="0" w:type="dxa"/>
-            <w:bottom w:w="0" w:type="dxa"/>
-          </w:tblCellMar>
-        </w:tblPrEx>
         <w:tc>
           <w:tcPr>
             <w:tcW w:w="4680" w:type="dxa"/>
@@ -1235,12 +1190,6 @@
         </w:tc>
       </w:tr>
       <w:tr>
-        <w:tblPrEx>
-          <w:tblCellMar>
-            <w:top w:w="0" w:type="dxa"/>
-            <w:bottom w:w="0" w:type="dxa"/>
-          </w:tblCellMar>
-        </w:tblPrEx>
         <w:tc>
           <w:tcPr>
             <w:tcW w:w="4680" w:type="dxa"/>
@@ -1593,12 +1542,6 @@
         <w:gridCol w:w="6760"/>
       </w:tblGrid>
       <w:tr>
-        <w:tblPrEx>
-          <w:tblCellMar>
-            <w:top w:w="0" w:type="dxa"/>
-            <w:bottom w:w="0" w:type="dxa"/>
-          </w:tblCellMar>
-        </w:tblPrEx>
         <w:tc>
           <w:tcPr>
             <w:tcW w:w="2694" w:type="dxa"/>
@@ -1707,12 +1650,6 @@
         </w:tc>
       </w:tr>
       <w:tr>
-        <w:tblPrEx>
-          <w:tblCellMar>
-            <w:top w:w="0" w:type="dxa"/>
-            <w:bottom w:w="0" w:type="dxa"/>
-          </w:tblCellMar>
-        </w:tblPrEx>
         <w:tc>
           <w:tcPr>
             <w:tcW w:w="9454" w:type="dxa"/>
@@ -1728,12 +1665,6 @@
         </w:tc>
       </w:tr>
       <w:tr>
-        <w:tblPrEx>
-          <w:tblCellMar>
-            <w:top w:w="0" w:type="dxa"/>
-            <w:bottom w:w="0" w:type="dxa"/>
-          </w:tblCellMar>
-        </w:tblPrEx>
         <w:tc>
           <w:tcPr>
             <w:tcW w:w="2694" w:type="dxa"/>
@@ -1794,12 +1725,6 @@
         </w:tc>
       </w:tr>
       <w:tr>
-        <w:tblPrEx>
-          <w:tblCellMar>
-            <w:top w:w="0" w:type="dxa"/>
-            <w:bottom w:w="0" w:type="dxa"/>
-          </w:tblCellMar>
-        </w:tblPrEx>
         <w:tc>
           <w:tcPr>
             <w:tcW w:w="9454" w:type="dxa"/>
@@ -1815,12 +1740,6 @@
         </w:tc>
       </w:tr>
       <w:tr>
-        <w:tblPrEx>
-          <w:tblCellMar>
-            <w:top w:w="0" w:type="dxa"/>
-            <w:bottom w:w="0" w:type="dxa"/>
-          </w:tblCellMar>
-        </w:tblPrEx>
         <w:tc>
           <w:tcPr>
             <w:tcW w:w="2694" w:type="dxa"/>
@@ -1905,12 +1824,6 @@
         </w:tc>
       </w:tr>
       <w:tr>
-        <w:tblPrEx>
-          <w:tblCellMar>
-            <w:top w:w="0" w:type="dxa"/>
-            <w:bottom w:w="0" w:type="dxa"/>
-          </w:tblCellMar>
-        </w:tblPrEx>
         <w:tc>
           <w:tcPr>
             <w:tcW w:w="9454" w:type="dxa"/>
@@ -1956,12 +1869,6 @@
         </w:tc>
       </w:tr>
       <w:tr>
-        <w:tblPrEx>
-          <w:tblCellMar>
-            <w:top w:w="0" w:type="dxa"/>
-            <w:bottom w:w="0" w:type="dxa"/>
-          </w:tblCellMar>
-        </w:tblPrEx>
         <w:tc>
           <w:tcPr>
             <w:tcW w:w="9454" w:type="dxa"/>
@@ -2046,69 +1953,41 @@
       <w:pPr>
         <w:spacing w:before="220" w:after="160"/>
         <w:rPr>
+          <w:lang w:val="de-DE"/>
+        </w:rPr>
+      </w:pPr>
+      <w:r>
+        <w:rPr>
           <w:b/>
           <w:sz w:val="19"/>
           <w:lang w:val="de-DE"/>
         </w:rPr>
-      </w:pPr>
-    </w:p>
-    <w:p>
-      <w:pPr>
-        <w:spacing w:before="220" w:after="160"/>
-        <w:rPr>
-          <w:lang w:val="de-DE"/>
-        </w:rPr>
-      </w:pPr>
+        <w:t xml:space="preserve">FC </w:t>
+      </w:r>
+      <w:proofErr w:type="spellStart"/>
       <w:r>
         <w:rPr>
           <w:b/>
           <w:sz w:val="19"/>
           <w:lang w:val="de-DE"/>
         </w:rPr>
-        <w:t xml:space="preserve">FC </w:t>
-      </w:r>
-      <w:proofErr w:type="spellStart"/>
+        <w:t>Inter</w:t>
+      </w:r>
+      <w:proofErr w:type="spellEnd"/>
       <w:r>
         <w:rPr>
           <w:b/>
           <w:sz w:val="19"/>
           <w:lang w:val="de-DE"/>
         </w:rPr>
-        <w:t>Inter</w:t>
-      </w:r>
-      <w:proofErr w:type="spellEnd"/>
+        <w:t xml:space="preserve"> Mainz 2005 e.V.  |  Ansprechpartner: Erik Jacobs</w:t>
+      </w:r>
       <w:r>
         <w:rPr>
           <w:b/>
           <w:sz w:val="19"/>
           <w:lang w:val="de-DE"/>
         </w:rPr>
-        <w:t xml:space="preserve"> Mainz 2005 e.V.  </w:t>
-      </w:r>
-      <w:proofErr w:type="gramStart"/>
-      <w:r>
-        <w:rPr>
-          <w:b/>
-          <w:sz w:val="19"/>
-          <w:lang w:val="de-DE"/>
-        </w:rPr>
-        <w:t>|  Ansprechpartner</w:t>
-      </w:r>
-      <w:proofErr w:type="gramEnd"/>
-      <w:r>
-        <w:rPr>
-          <w:b/>
-          <w:sz w:val="19"/>
-          <w:lang w:val="de-DE"/>
-        </w:rPr>
-        <w:t>: Erik Jacobs</w:t>
-      </w:r>
-      <w:r>
-        <w:rPr>
-          <w:b/>
-          <w:sz w:val="19"/>
-          <w:lang w:val="de-DE"/>
-        </w:rPr>
         <w:br/>
       </w:r>
       <w:proofErr w:type="spellStart"/>
@@ -2125,23 +2004,7 @@
           <w:sz w:val="18"/>
           <w:lang w:val="de-DE"/>
         </w:rPr>
-        <w:t xml:space="preserve">. 1, 55118 </w:t>
-      </w:r>
-      <w:proofErr w:type="gramStart"/>
-      <w:r>
-        <w:rPr>
-          <w:sz w:val="18"/>
-          <w:lang w:val="de-DE"/>
-        </w:rPr>
-        <w:t>Mainz  |</w:t>
-      </w:r>
-      <w:proofErr w:type="gramEnd"/>
-      <w:r>
-        <w:rPr>
-          <w:sz w:val="18"/>
-          <w:lang w:val="de-DE"/>
-        </w:rPr>
-        <w:t xml:space="preserve">  Tel: 0176 29904528</w:t>
+        <w:t>. 1, 55118 Mainz  |  Tel: 0176 29904528</w:t>
       </w:r>
     </w:p>
     <w:sectPr>
@@ -2731,7 +2594,6 @@
   <w:style w:type="character" w:default="1" w:styleId="Absatz-Standardschriftart">
     <w:name w:val="Default Paragraph Font"/>
     <w:uiPriority w:val="1"/>
-    <w:semiHidden/>
     <w:unhideWhenUsed/>
   </w:style>
   <w:style w:type="table" w:default="1" w:styleId="NormaleTabelle">
